--- a/HW03_A2_17903264082490437.docx
+++ b/HW03_A2_17903264082490437.docx
@@ -289,12 +289,20 @@
                 <w:lang w:val="en-US" w:eastAsia="zh-CN"/>
               </w:rPr>
             </w:pPr>
+            <w:commentRangeStart w:id="1"/>
             <w:r>
               <w:rPr>
                 <w:rFonts w:hint="eastAsia" w:eastAsia="宋体"/>
                 <w:lang w:val="en-US" w:eastAsia="zh-CN"/>
               </w:rPr>
               <w:t>A class is the the template for objects with attributes and methods, an object is an instance of a class representing a specific entity. Encapsulation means putting properties and methods inside a class.</w:t>
+            </w:r>
+            <w:commentRangeEnd w:id="1"/>
+            <w:r>
+              <w:rPr>
+                <w:rStyle w:val="CommentReference"/>
+              </w:rPr>
+              <w:commentReference w:id="1"/>
             </w:r>
           </w:p>
         </w:tc>
@@ -3992,12 +4000,20 @@
                 <w:lang w:val="en-US" w:eastAsia="zh-CN"/>
               </w:rPr>
             </w:pPr>
+            <w:commentRangeStart w:id="2"/>
             <w:r>
               <w:rPr>
                 <w:rFonts w:hint="eastAsia" w:eastAsia="宋体"/>
                 <w:lang w:val="en-US" w:eastAsia="zh-CN"/>
               </w:rPr>
               <w:t>Because private attributes prevent misuse of data memebers, making sure data members are used intentionally, not by mistake.</w:t>
+            </w:r>
+            <w:commentRangeEnd w:id="2"/>
+            <w:r>
+              <w:rPr>
+                <w:rStyle w:val="CommentReference"/>
+              </w:rPr>
+              <w:commentReference w:id="2"/>
             </w:r>
           </w:p>
         </w:tc>
@@ -4324,12 +4340,20 @@
                 <w:lang w:val="en-US" w:eastAsia="zh-CN"/>
               </w:rPr>
             </w:pPr>
+            <w:commentRangeStart w:id="3"/>
             <w:r>
               <w:rPr>
                 <w:rFonts w:hint="eastAsia" w:eastAsia="宋体"/>
                 <w:lang w:val="en-US" w:eastAsia="zh-CN"/>
               </w:rPr>
               <w:t>Value of heapStartPointer is 0. Values currently stored in the linked list: 14,23,46. There are 6 nodes that are free.</w:t>
+            </w:r>
+            <w:commentRangeEnd w:id="3"/>
+            <w:r>
+              <w:rPr>
+                <w:rStyle w:val="CommentReference"/>
+              </w:rPr>
+              <w:commentReference w:id="3"/>
             </w:r>
           </w:p>
         </w:tc>
@@ -5993,6 +6017,7 @@
                 <w:lang w:val="en-US"/>
               </w:rPr>
             </w:pPr>
+            <w:commentRangeStart w:id="4"/>
             <w:r>
               <w:rPr>
                 <w:rFonts w:ascii="Courier New" w:hAnsi="Courier New"/>
@@ -6007,6 +6032,13 @@
                 <w:lang w:val="en-US"/>
               </w:rPr>
               <w:t>rootPointer = itemAddPointer</w:t>
+            </w:r>
+            <w:commentRangeEnd w:id="4"/>
+            <w:r>
+              <w:rPr>
+                <w:rStyle w:val="CommentReference"/>
+              </w:rPr>
+              <w:commentReference w:id="4"/>
             </w:r>
           </w:p>
           <w:p>
@@ -7483,6 +7515,7 @@
                 <w:lang w:val="en-US" w:eastAsia="zh-CN"/>
               </w:rPr>
             </w:pPr>
+            <w:commentRangeStart w:id="5"/>
             <w:r>
               <w:rPr>
                 <w:rFonts w:hint="eastAsia" w:eastAsia="宋体"/>
@@ -7503,6 +7536,13 @@
                 <w:lang w:val="en-US" w:eastAsia="zh-CN"/>
               </w:rPr>
               <w:t>s left pointer points to nullPointer, the tree is full.</w:t>
+            </w:r>
+            <w:commentRangeEnd w:id="5"/>
+            <w:r>
+              <w:rPr>
+                <w:rStyle w:val="CommentReference"/>
+              </w:rPr>
+              <w:commentReference w:id="5"/>
             </w:r>
           </w:p>
           <w:p>
@@ -7652,12 +7692,20 @@
             <w:pPr>
               <w:spacing w:line="240" w:lineRule="auto"/>
             </w:pPr>
+            <w:commentRangeStart w:id="6"/>
             <w:r>
               <w:rPr>
                 <w:rFonts w:hint="eastAsia" w:eastAsia="宋体"/>
                 <w:lang w:val="en-US" w:eastAsia="zh-CN"/>
               </w:rPr>
               <w:t>Each node needs one an extra attribute to store a pointer pointing to another node, doubling the space storage.</w:t>
+            </w:r>
+            <w:commentRangeEnd w:id="6"/>
+            <w:r>
+              <w:rPr>
+                <w:rStyle w:val="CommentReference"/>
+              </w:rPr>
+              <w:commentReference w:id="6"/>
             </w:r>
           </w:p>
         </w:tc>
@@ -7746,6 +7794,53 @@
     </w:sectPr>
   </w:body>
 </w:document>
+</file>
+
+<file path=word/comments.xml><?xml version="1.0" encoding="utf-8"?>
+<w:comments xmlns:w="http://schemas.openxmlformats.org/wordprocessingml/2006/main">
+  <w:comment w:id="1" w:author="Teacher" w:date="2026-10-08T10:00:00Z" w:initials="T">
+    <w:p>
+      <w:r>
+        <w:t xml:space="preserve">5/6 - The class and object definitions are both correct. The mark lost is on encapsulation: it is not only putting properties and methods inside a class, but also hiding the data so that it can only be read or changed through the methods of that class. (-1)</w:t>
+      </w:r>
+    </w:p>
+  </w:comment>
+  <w:comment w:id="2" w:author="Teacher" w:date="2026-10-08T10:00:00Z" w:initials="T">
+    <w:p>
+      <w:r>
+        <w:t xml:space="preserve">1/3 - 'Prevent misuse' earns one mark - changing the attribute directly would bypass the check. The other two marks are for the mechanism: the value can be validated before it is stored, and in this class SetPrice only accepts a price between 0 and 3000, so an invalid value such as 3200 is rejected. (-2)</w:t>
+      </w:r>
+    </w:p>
+  </w:comment>
+  <w:comment w:id="3" w:author="Teacher" w:date="2026-10-08T10:00:00Z" w:initials="T">
+    <w:p>
+      <w:r>
+        <w:t xml:space="preserve">4/5 - The three list values (14, 23, 46) and the number of free nodes (6) are both correct. The value of heapStartPointer is wrong: it is 1, not 0. The table shows myLinkedListPointers[1] holding the link to the next free node, so index 1 is the first free node. (-1)</w:t>
+      </w:r>
+    </w:p>
+  </w:comment>
+  <w:comment w:id="4" w:author="Teacher" w:date="2026-10-08T10:00:00Z" w:initials="T">
+    <w:p>
+      <w:r>
+        <w:t xml:space="preserve">11/12 - Five of the six lines are correct. The empty-tree line has the right value but the wrong operator: in 9618 pseudocode assignment is written &lt;-, so it should be rootPointer &lt;- itemAddPointer. Using = can be read as a comparison rather than an assignment. (-1)</w:t>
+      </w:r>
+    </w:p>
+  </w:comment>
+  <w:comment w:id="5" w:author="Teacher" w:date="2026-10-08T10:00:00Z" w:initials="T">
+    <w:p>
+      <w:r>
+        <w:t xml:space="preserve">3/4 - Finding the free node at nextFreePointer, and following the free list one step, both earn their marks. The last mark is for the condition that ends it: when nextFreePointer itself is -1 there are no free nodes left, so the tree is full and "No nodes free" is output. You described the end of the free list rather than nextFreePointer becoming the null pointer. (-1)</w:t>
+      </w:r>
+    </w:p>
+  </w:comment>
+  <w:comment w:id="6" w:author="Teacher" w:date="2026-10-08T10:00:00Z" w:initials="T">
+    <w:p>
+      <w:r>
+        <w:t xml:space="preserve">2/3 - The extra pointer field and the extra memory it uses both earn marks. The remaining mark is for a second valid disadvantage - for example that a queue implemented as a linked list has no direct access to an item, so reaching an item in the middle means following the list from the front. (-1)</w:t>
+      </w:r>
+    </w:p>
+  </w:comment>
+</w:comments>
 </file>
 
 <file path=word/endnotes.xml><?xml version="1.0" encoding="utf-8"?>
